--- a/eng/docx/006.content.docx
+++ b/eng/docx/006.content.docx
@@ -417,7 +417,19 @@
         <w:rPr>
           <w:lang w:val="en_US" w:bidi="en_US"/>
         </w:rPr>
-        <w:t>For some languages these terms will be translated using forms of the verb “believe.” (See: abstractnouns)</w:t>
+        <w:t xml:space="preserve">For some languages these terms will be translated using forms of the verb “believe.” (See: </w:t>
+      </w:r>
+      <w:r>
+        <w:rPr>
+          <w:lang w:val="en_US" w:bidi="en_US"/>
+        </w:rPr>
+        <w:t>abstractnouns</w:t>
+      </w:r>
+      <w:r>
+        <w:rPr>
+          <w:lang w:val="en_US" w:bidi="en_US"/>
+        </w:rPr>
+        <w:t>)</w:t>
       </w:r>
       <w:r>
         <w:rPr>
@@ -2340,7 +2352,19 @@
         <w:rPr>
           <w:lang w:val="en_US" w:bidi="en_US"/>
         </w:rPr>
-        <w:t>(See also: How to Translate Names)</w:t>
+        <w:t xml:space="preserve">(See also: </w:t>
+      </w:r>
+      <w:r>
+        <w:rPr>
+          <w:lang w:val="en_US" w:bidi="en_US"/>
+        </w:rPr>
+        <w:t>How to Translate Names</w:t>
+      </w:r>
+      <w:r>
+        <w:rPr>
+          <w:lang w:val="en_US" w:bidi="en_US"/>
+        </w:rPr>
+        <w:t>)</w:t>
       </w:r>
       <w:r>
         <w:rPr>
@@ -8075,7 +8099,19 @@
         <w:rPr>
           <w:lang w:val="en_US" w:bidi="en_US"/>
         </w:rPr>
-        <w:t>(See also: How to Translate Unknowns)</w:t>
+        <w:t xml:space="preserve">(See also: </w:t>
+      </w:r>
+      <w:r>
+        <w:rPr>
+          <w:lang w:val="en_US" w:bidi="en_US"/>
+        </w:rPr>
+        <w:t>How to Translate Unknowns</w:t>
+      </w:r>
+      <w:r>
+        <w:rPr>
+          <w:lang w:val="en_US" w:bidi="en_US"/>
+        </w:rPr>
+        <w:t>)</w:t>
       </w:r>
       <w:r>
         <w:rPr>
@@ -8564,7 +8600,19 @@
         <w:rPr>
           <w:lang w:val="en_US" w:bidi="en_US"/>
         </w:rPr>
-        <w:t>When “first-born” occurs in the text alone, it could also be translated as “firstborn male” or “firstborn son,” since that is what is implied. (See: Assumed Knowledge and Implicit Information)</w:t>
+        <w:t xml:space="preserve">When “first-born” occurs in the text alone, it could also be translated as “firstborn male” or “firstborn son,” since that is what is implied. (See: </w:t>
+      </w:r>
+      <w:r>
+        <w:rPr>
+          <w:lang w:val="en_US" w:bidi="en_US"/>
+        </w:rPr>
+        <w:t>Assumed Knowledge and Implicit Information</w:t>
+      </w:r>
+      <w:r>
+        <w:rPr>
+          <w:lang w:val="en_US" w:bidi="en_US"/>
+        </w:rPr>
+        <w:t>)</w:t>
       </w:r>
       <w:r>
         <w:rPr>
@@ -10414,7 +10462,19 @@
         <w:rPr>
           <w:lang w:val="en_US" w:bidi="en_US"/>
         </w:rPr>
-        <w:t>This term can be used as a metaphor, as in “do not let the flood sweep over me,” which means “do not let these overwhelming disasters happen to me” or “don’t let me be devastated by disasters” or “don’t let your anger devastate me.” (See: Metaphor)</w:t>
+        <w:t xml:space="preserve">This term can be used as a metaphor, as in “do not let the flood sweep over me,” which means “do not let these overwhelming disasters happen to me” or “don’t let me be devastated by disasters” or “don’t let your anger devastate me.” (See: </w:t>
+      </w:r>
+      <w:r>
+        <w:rPr>
+          <w:lang w:val="en_US" w:bidi="en_US"/>
+        </w:rPr>
+        <w:t>Metaphor</w:t>
+      </w:r>
+      <w:r>
+        <w:rPr>
+          <w:lang w:val="en_US" w:bidi="en_US"/>
+        </w:rPr>
+        <w:t>)</w:t>
       </w:r>
       <w:r>
         <w:rPr>
